--- a/docs/work_plan.docx
+++ b/docs/work_plan.docx
@@ -166,7 +166,7 @@
                 <w:sz w:val="20"/>
                 <w:szCs w:val="20"/>
               </w:rPr>
-              <w:t xml:space="preserve">רועי אולמן</w:t>
+              <w:t xml:space="preserve">שקד עקריש</w:t>
             </w:r>
           </w:p>
         </w:tc>
@@ -614,7 +614,7 @@
           <w:sz w:val="22"/>
           <w:szCs w:val="22"/>
         </w:rPr>
-        <w:t xml:space="preserve">הפרויקט יסתמך על dataset סינתטי שנבנה בהתאם לפרמטרים אמפיריים מהשוק הישראלי. הנתונים מדמים 500 עסקאות התחדשות עירונית, ומבוססים על: מחירי שוק ממאגרי עסקאות (מדלן, יד2), עלויות בנייה לפי אזור (מינהל הבנייה), לוחות זמנים לפרויקטים (רשות להתחדשות עירונית), ומאפייני אישורים עירוניים לפי עיר. ה-dataset כולל 31 עמודות המכסות ארבע קטגוריות: מאפייני בניין, פרמטרים כלכליים, פרמטרי זמן ומאפייני ביקוש.</w:t>
+        <w:t xml:space="preserve">הפרויקט יסתמך על dataset סינתטי שנבנה בהתאם לפרמטרים אמפיריים מהשוק הישראלי. הנתונים מדמים 500 עסקאות התחדשות עירונית, ומבוססים על: מחירי שוק ממאגרי עסקאות (מדלן, יד2), עלויות בנייה לפי אזור (מינהל הבנייה), לוחות זמנים לפרויקטים (רשות להתחדשות עירונית), ומאפייני אישורים עירוניים לפי עיר. ה-dataset כולל 33 עמודות המכסות ארבע קטגוריות: מאפייני בניין, פרמטרים כלכליים, פרמטרי זמן ומאפייני ביקוש.</w:t>
       </w:r>
     </w:p>
     <w:p>
@@ -4060,7 +4060,7 @@
         <w:sz w:val="18"/>
         <w:szCs w:val="18"/>
       </w:rPr>
-      <w:t xml:space="preserve">רועי אולמן</w:t>
+      <w:t xml:space="preserve">שקד עקריש</w:t>
     </w:r>
   </w:p>
 </w:hdr>

--- a/docs/work_plan.docx
+++ b/docs/work_plan.docx
@@ -1431,7 +1431,7 @@
                 <w:sz w:val="20"/>
                 <w:szCs w:val="20"/>
               </w:rPr>
-              <w:t xml:space="preserve">VSCode + Claude Code</w:t>
+              <w:t xml:space="preserve">VSCode</w:t>
             </w:r>
           </w:p>
         </w:tc>
